--- a/entregable1.docx
+++ b/entregable1.docx
@@ -32,31 +32,25 @@
           <w:sz w:val="24"/>
           <w:szCs w:val="24"/>
         </w:rPr>
-        <w:t>Empiezo mi</w:t>
-      </w:r>
-      <w:r>
-        <w:rPr>
-          <w:rFonts w:ascii="Arial" w:hAnsi="Arial" w:cs="Arial"/>
-          <w:sz w:val="24"/>
-          <w:szCs w:val="24"/>
-        </w:rPr>
-        <w:t xml:space="preserve"> trabajo creando el repositorio en git y asociándolo a un repositorio local remoto. Para ellos ejecut</w:t>
-      </w:r>
-      <w:r>
-        <w:rPr>
-          <w:rFonts w:ascii="Arial" w:hAnsi="Arial" w:cs="Arial"/>
-          <w:sz w:val="24"/>
-          <w:szCs w:val="24"/>
-        </w:rPr>
-        <w:t>o</w:t>
-      </w:r>
-      <w:r>
-        <w:rPr>
-          <w:rFonts w:ascii="Arial" w:hAnsi="Arial" w:cs="Arial"/>
-          <w:sz w:val="24"/>
-          <w:szCs w:val="24"/>
-        </w:rPr>
-        <w:t xml:space="preserve"> los siguientes comandos:</w:t>
+        <w:t xml:space="preserve">Empiezo mi trabajo creando el repositorio en </w:t>
+      </w:r>
+      <w:proofErr w:type="spellStart"/>
+      <w:r>
+        <w:rPr>
+          <w:rFonts w:ascii="Arial" w:hAnsi="Arial" w:cs="Arial"/>
+          <w:sz w:val="24"/>
+          <w:szCs w:val="24"/>
+        </w:rPr>
+        <w:t>git</w:t>
+      </w:r>
+      <w:proofErr w:type="spellEnd"/>
+      <w:r>
+        <w:rPr>
+          <w:rFonts w:ascii="Arial" w:hAnsi="Arial" w:cs="Arial"/>
+          <w:sz w:val="24"/>
+          <w:szCs w:val="24"/>
+        </w:rPr>
+        <w:t xml:space="preserve"> y asociándolo a un repositorio local remoto. Para ellos ejecuto los siguientes comandos:</w:t>
       </w:r>
     </w:p>
     <w:p>
@@ -89,7 +83,25 @@
           <w:sz w:val="24"/>
           <w:szCs w:val="24"/>
         </w:rPr>
-        <w:t xml:space="preserve"> git en </w:t>
+        <w:t xml:space="preserve"> </w:t>
+      </w:r>
+      <w:proofErr w:type="spellStart"/>
+      <w:r>
+        <w:rPr>
+          <w:rFonts w:ascii="Arial" w:hAnsi="Arial" w:cs="Arial"/>
+          <w:sz w:val="24"/>
+          <w:szCs w:val="24"/>
+        </w:rPr>
+        <w:t>git</w:t>
+      </w:r>
+      <w:proofErr w:type="spellEnd"/>
+      <w:r>
+        <w:rPr>
+          <w:rFonts w:ascii="Arial" w:hAnsi="Arial" w:cs="Arial"/>
+          <w:sz w:val="24"/>
+          <w:szCs w:val="24"/>
+        </w:rPr>
+        <w:t xml:space="preserve"> en </w:t>
       </w:r>
       <w:r>
         <w:rPr>
@@ -120,6 +132,7 @@
       <w:r>
         <w:rPr>
           <w:rFonts w:ascii="Arial" w:hAnsi="Arial" w:cs="Arial"/>
+          <w:noProof/>
           <w:sz w:val="24"/>
           <w:szCs w:val="24"/>
         </w:rPr>
@@ -182,6 +195,9 @@
         <w:ind w:left="-709"/>
       </w:pPr>
       <w:r>
+        <w:rPr>
+          <w:noProof/>
+        </w:rPr>
         <w:drawing>
           <wp:inline distT="0" distB="0" distL="0" distR="0" wp14:anchorId="0E08D5CC" wp14:editId="780849FC">
             <wp:extent cx="5836073" cy="129019"/>
@@ -226,7 +242,25 @@
           <w:sz w:val="24"/>
           <w:szCs w:val="24"/>
         </w:rPr>
-        <w:t>Ahora, después de crear el repositorio git, vamos a subir nuestro repositorio local a dicho repositorio remoto</w:t>
+        <w:t xml:space="preserve">Ahora, después de crear el repositorio </w:t>
+      </w:r>
+      <w:proofErr w:type="spellStart"/>
+      <w:r>
+        <w:rPr>
+          <w:rFonts w:ascii="Arial" w:hAnsi="Arial" w:cs="Arial"/>
+          <w:sz w:val="24"/>
+          <w:szCs w:val="24"/>
+        </w:rPr>
+        <w:t>git</w:t>
+      </w:r>
+      <w:proofErr w:type="spellEnd"/>
+      <w:r>
+        <w:rPr>
+          <w:rFonts w:ascii="Arial" w:hAnsi="Arial" w:cs="Arial"/>
+          <w:sz w:val="24"/>
+          <w:szCs w:val="24"/>
+        </w:rPr>
+        <w:t>, vamos a subir nuestro repositorio local a dicho repositorio remoto</w:t>
       </w:r>
     </w:p>
     <w:p>
@@ -234,6 +268,9 @@
         <w:ind w:hanging="709"/>
       </w:pPr>
       <w:r>
+        <w:rPr>
+          <w:noProof/>
+        </w:rPr>
         <w:drawing>
           <wp:inline distT="0" distB="0" distL="0" distR="0" wp14:anchorId="54BCDC99" wp14:editId="2701BCA6">
             <wp:extent cx="5400040" cy="201295"/>
@@ -273,6 +310,9 @@
     </w:p>
     <w:p>
       <w:r>
+        <w:rPr>
+          <w:noProof/>
+        </w:rPr>
         <w:drawing>
           <wp:inline distT="0" distB="0" distL="0" distR="0" wp14:anchorId="7AAF1AAC" wp14:editId="4FE9DF4A">
             <wp:extent cx="5400040" cy="111125"/>
@@ -310,6 +350,449 @@
         </w:drawing>
       </w:r>
     </w:p>
+    <w:p>
+      <w:r>
+        <w:rPr>
+          <w:noProof/>
+        </w:rPr>
+        <w:drawing>
+          <wp:inline distT="0" distB="0" distL="0" distR="0" wp14:anchorId="22C9780C" wp14:editId="325D334F">
+            <wp:extent cx="5400040" cy="190500"/>
+            <wp:effectExtent l="0" t="0" r="0" b="0"/>
+            <wp:docPr id="1661525188" name="Imagen 1"/>
+            <wp:cNvGraphicFramePr>
+              <a:graphicFrameLocks xmlns:a="http://schemas.openxmlformats.org/drawingml/2006/main" noChangeAspect="1"/>
+            </wp:cNvGraphicFramePr>
+            <a:graphic xmlns:a="http://schemas.openxmlformats.org/drawingml/2006/main">
+              <a:graphicData uri="http://schemas.openxmlformats.org/drawingml/2006/picture">
+                <pic:pic xmlns:pic="http://schemas.openxmlformats.org/drawingml/2006/picture">
+                  <pic:nvPicPr>
+                    <pic:cNvPr id="1661525188" name=""/>
+                    <pic:cNvPicPr/>
+                  </pic:nvPicPr>
+                  <pic:blipFill>
+                    <a:blip r:embed="rId8"/>
+                    <a:stretch>
+                      <a:fillRect/>
+                    </a:stretch>
+                  </pic:blipFill>
+                  <pic:spPr>
+                    <a:xfrm>
+                      <a:off x="0" y="0"/>
+                      <a:ext cx="5400040" cy="190500"/>
+                    </a:xfrm>
+                    <a:prstGeom prst="rect">
+                      <a:avLst/>
+                    </a:prstGeom>
+                  </pic:spPr>
+                </pic:pic>
+              </a:graphicData>
+            </a:graphic>
+          </wp:inline>
+        </w:drawing>
+      </w:r>
+    </w:p>
+    <w:p>
+      <w:pPr>
+        <w:rPr>
+          <w:rFonts w:ascii="Arial" w:hAnsi="Arial" w:cs="Arial"/>
+          <w:sz w:val="24"/>
+          <w:szCs w:val="24"/>
+        </w:rPr>
+      </w:pPr>
+      <w:r>
+        <w:rPr>
+          <w:rFonts w:ascii="Arial" w:hAnsi="Arial" w:cs="Arial"/>
+          <w:sz w:val="24"/>
+          <w:szCs w:val="24"/>
+        </w:rPr>
+        <w:t xml:space="preserve">Por último, vamos a crear una rama </w:t>
+      </w:r>
+      <w:proofErr w:type="spellStart"/>
+      <w:r>
+        <w:rPr>
+          <w:rFonts w:ascii="Arial" w:hAnsi="Arial" w:cs="Arial"/>
+          <w:sz w:val="24"/>
+          <w:szCs w:val="24"/>
+        </w:rPr>
+        <w:t>development</w:t>
+      </w:r>
+      <w:proofErr w:type="spellEnd"/>
+      <w:r>
+        <w:rPr>
+          <w:rFonts w:ascii="Arial" w:hAnsi="Arial" w:cs="Arial"/>
+          <w:sz w:val="24"/>
+          <w:szCs w:val="24"/>
+        </w:rPr>
+        <w:t xml:space="preserve"> para realizar los diferentes </w:t>
+      </w:r>
+      <w:proofErr w:type="spellStart"/>
+      <w:r>
+        <w:rPr>
+          <w:rFonts w:ascii="Arial" w:hAnsi="Arial" w:cs="Arial"/>
+          <w:sz w:val="24"/>
+          <w:szCs w:val="24"/>
+        </w:rPr>
+        <w:t>commits</w:t>
+      </w:r>
+      <w:proofErr w:type="spellEnd"/>
+      <w:r>
+        <w:rPr>
+          <w:rFonts w:ascii="Arial" w:hAnsi="Arial" w:cs="Arial"/>
+          <w:sz w:val="24"/>
+          <w:szCs w:val="24"/>
+        </w:rPr>
+        <w:t>:</w:t>
+      </w:r>
+    </w:p>
+    <w:p>
+      <w:r>
+        <w:rPr>
+          <w:noProof/>
+        </w:rPr>
+        <w:drawing>
+          <wp:inline distT="0" distB="0" distL="0" distR="0" wp14:anchorId="44C6E791" wp14:editId="540E6D09">
+            <wp:extent cx="5400040" cy="269875"/>
+            <wp:effectExtent l="0" t="0" r="0" b="0"/>
+            <wp:docPr id="1842919811" name="Imagen 1"/>
+            <wp:cNvGraphicFramePr>
+              <a:graphicFrameLocks xmlns:a="http://schemas.openxmlformats.org/drawingml/2006/main" noChangeAspect="1"/>
+            </wp:cNvGraphicFramePr>
+            <a:graphic xmlns:a="http://schemas.openxmlformats.org/drawingml/2006/main">
+              <a:graphicData uri="http://schemas.openxmlformats.org/drawingml/2006/picture">
+                <pic:pic xmlns:pic="http://schemas.openxmlformats.org/drawingml/2006/picture">
+                  <pic:nvPicPr>
+                    <pic:cNvPr id="1842919811" name=""/>
+                    <pic:cNvPicPr/>
+                  </pic:nvPicPr>
+                  <pic:blipFill>
+                    <a:blip r:embed="rId9"/>
+                    <a:stretch>
+                      <a:fillRect/>
+                    </a:stretch>
+                  </pic:blipFill>
+                  <pic:spPr>
+                    <a:xfrm>
+                      <a:off x="0" y="0"/>
+                      <a:ext cx="5400040" cy="269875"/>
+                    </a:xfrm>
+                    <a:prstGeom prst="rect">
+                      <a:avLst/>
+                    </a:prstGeom>
+                  </pic:spPr>
+                </pic:pic>
+              </a:graphicData>
+            </a:graphic>
+          </wp:inline>
+        </w:drawing>
+      </w:r>
+    </w:p>
+    <w:p>
+      <w:pPr>
+        <w:rPr>
+          <w:rFonts w:ascii="Arial" w:hAnsi="Arial" w:cs="Arial"/>
+          <w:sz w:val="24"/>
+          <w:szCs w:val="24"/>
+        </w:rPr>
+      </w:pPr>
+      <w:r>
+        <w:rPr>
+          <w:rFonts w:ascii="Arial" w:hAnsi="Arial" w:cs="Arial"/>
+          <w:sz w:val="24"/>
+          <w:szCs w:val="24"/>
+        </w:rPr>
+        <w:t>Y la subimos al repositorio remoto:</w:t>
+      </w:r>
+    </w:p>
+    <w:p>
+      <w:r>
+        <w:rPr>
+          <w:noProof/>
+        </w:rPr>
+        <w:drawing>
+          <wp:inline distT="0" distB="0" distL="0" distR="0" wp14:anchorId="4B69ED23" wp14:editId="54796C79">
+            <wp:extent cx="5400040" cy="1186180"/>
+            <wp:effectExtent l="0" t="0" r="0" b="0"/>
+            <wp:docPr id="1779848118" name="Imagen 1"/>
+            <wp:cNvGraphicFramePr>
+              <a:graphicFrameLocks xmlns:a="http://schemas.openxmlformats.org/drawingml/2006/main" noChangeAspect="1"/>
+            </wp:cNvGraphicFramePr>
+            <a:graphic xmlns:a="http://schemas.openxmlformats.org/drawingml/2006/main">
+              <a:graphicData uri="http://schemas.openxmlformats.org/drawingml/2006/picture">
+                <pic:pic xmlns:pic="http://schemas.openxmlformats.org/drawingml/2006/picture">
+                  <pic:nvPicPr>
+                    <pic:cNvPr id="1779848118" name=""/>
+                    <pic:cNvPicPr/>
+                  </pic:nvPicPr>
+                  <pic:blipFill>
+                    <a:blip r:embed="rId10"/>
+                    <a:stretch>
+                      <a:fillRect/>
+                    </a:stretch>
+                  </pic:blipFill>
+                  <pic:spPr>
+                    <a:xfrm>
+                      <a:off x="0" y="0"/>
+                      <a:ext cx="5400040" cy="1186180"/>
+                    </a:xfrm>
+                    <a:prstGeom prst="rect">
+                      <a:avLst/>
+                    </a:prstGeom>
+                  </pic:spPr>
+                </pic:pic>
+              </a:graphicData>
+            </a:graphic>
+          </wp:inline>
+        </w:drawing>
+      </w:r>
+    </w:p>
+    <w:p/>
+    <w:p>
+      <w:pPr>
+        <w:rPr>
+          <w:rFonts w:ascii="Arial" w:hAnsi="Arial" w:cs="Arial"/>
+          <w:sz w:val="24"/>
+          <w:szCs w:val="24"/>
+        </w:rPr>
+      </w:pPr>
+      <w:r>
+        <w:rPr>
+          <w:rFonts w:ascii="Arial" w:hAnsi="Arial" w:cs="Arial"/>
+          <w:sz w:val="24"/>
+          <w:szCs w:val="24"/>
+        </w:rPr>
+        <w:t>Una vez que tenemos el repositorio creado, comenzamos a realizar los trabajos.</w:t>
+      </w:r>
+    </w:p>
+    <w:p>
+      <w:pPr>
+        <w:rPr>
+          <w:rFonts w:ascii="Arial" w:hAnsi="Arial" w:cs="Arial"/>
+          <w:sz w:val="24"/>
+          <w:szCs w:val="24"/>
+        </w:rPr>
+      </w:pPr>
+    </w:p>
+    <w:p>
+      <w:pPr>
+        <w:rPr>
+          <w:rFonts w:ascii="Arial" w:hAnsi="Arial" w:cs="Arial"/>
+          <w:sz w:val="24"/>
+          <w:szCs w:val="24"/>
+        </w:rPr>
+      </w:pPr>
+      <w:r>
+        <w:rPr>
+          <w:rFonts w:ascii="Arial" w:hAnsi="Arial" w:cs="Arial"/>
+          <w:sz w:val="24"/>
+          <w:szCs w:val="24"/>
+        </w:rPr>
+        <w:t>Durante la realización de</w:t>
+      </w:r>
+      <w:r>
+        <w:rPr>
+          <w:rFonts w:ascii="Arial" w:hAnsi="Arial" w:cs="Arial"/>
+          <w:sz w:val="24"/>
+          <w:szCs w:val="24"/>
+        </w:rPr>
+        <w:t xml:space="preserve">l trabajo he creado </w:t>
+      </w:r>
+      <w:r>
+        <w:rPr>
+          <w:rFonts w:ascii="Arial" w:hAnsi="Arial" w:cs="Arial"/>
+          <w:sz w:val="24"/>
+          <w:szCs w:val="24"/>
+        </w:rPr>
+        <w:t xml:space="preserve">dos tags. El primero ha sido al hacer la inicialización de las clases con sus variables. El segundo, después de terminar por primera vez el código con algunos ejemplos de prueba (no es el código final, es la primera vez que se acaba, aún está sujeto a futuros cambios que se nos puedan ocurrir o problemas que salgan después de hacer el </w:t>
+      </w:r>
+      <w:proofErr w:type="spellStart"/>
+      <w:r>
+        <w:rPr>
+          <w:rFonts w:ascii="Arial" w:hAnsi="Arial" w:cs="Arial"/>
+          <w:sz w:val="24"/>
+          <w:szCs w:val="24"/>
+        </w:rPr>
+        <w:t>pytest</w:t>
+      </w:r>
+      <w:proofErr w:type="spellEnd"/>
+      <w:r>
+        <w:rPr>
+          <w:rFonts w:ascii="Arial" w:hAnsi="Arial" w:cs="Arial"/>
+          <w:sz w:val="24"/>
+          <w:szCs w:val="24"/>
+        </w:rPr>
+        <w:t>). La fijación de los tags ha sido de la siguiente forma:</w:t>
+      </w:r>
+    </w:p>
+    <w:p>
+      <w:pPr>
+        <w:rPr>
+          <w:rFonts w:ascii="Arial" w:hAnsi="Arial" w:cs="Arial"/>
+          <w:sz w:val="24"/>
+          <w:szCs w:val="24"/>
+        </w:rPr>
+      </w:pPr>
+      <w:r>
+        <w:rPr>
+          <w:rFonts w:ascii="Arial" w:hAnsi="Arial" w:cs="Arial"/>
+          <w:noProof/>
+          <w:sz w:val="24"/>
+          <w:szCs w:val="24"/>
+        </w:rPr>
+        <w:drawing>
+          <wp:inline distT="0" distB="0" distL="0" distR="0" wp14:anchorId="61E47201" wp14:editId="10C8C78A">
+            <wp:extent cx="5400040" cy="375285"/>
+            <wp:effectExtent l="0" t="0" r="0" b="5715"/>
+            <wp:docPr id="333006672" name="Imagen 1"/>
+            <wp:cNvGraphicFramePr>
+              <a:graphicFrameLocks xmlns:a="http://schemas.openxmlformats.org/drawingml/2006/main" noChangeAspect="1"/>
+            </wp:cNvGraphicFramePr>
+            <a:graphic xmlns:a="http://schemas.openxmlformats.org/drawingml/2006/main">
+              <a:graphicData uri="http://schemas.openxmlformats.org/drawingml/2006/picture">
+                <pic:pic xmlns:pic="http://schemas.openxmlformats.org/drawingml/2006/picture">
+                  <pic:nvPicPr>
+                    <pic:cNvPr id="333006672" name=""/>
+                    <pic:cNvPicPr/>
+                  </pic:nvPicPr>
+                  <pic:blipFill>
+                    <a:blip r:embed="rId11"/>
+                    <a:stretch>
+                      <a:fillRect/>
+                    </a:stretch>
+                  </pic:blipFill>
+                  <pic:spPr>
+                    <a:xfrm>
+                      <a:off x="0" y="0"/>
+                      <a:ext cx="5400040" cy="375285"/>
+                    </a:xfrm>
+                    <a:prstGeom prst="rect">
+                      <a:avLst/>
+                    </a:prstGeom>
+                  </pic:spPr>
+                </pic:pic>
+              </a:graphicData>
+            </a:graphic>
+          </wp:inline>
+        </w:drawing>
+      </w:r>
+    </w:p>
+    <w:p>
+      <w:r>
+        <w:t xml:space="preserve">voy a dejarlo por ahora, solo me queda hacer el segundo tag y probar </w:t>
+      </w:r>
+      <w:proofErr w:type="spellStart"/>
+      <w:r>
+        <w:t>pytest</w:t>
+      </w:r>
+      <w:proofErr w:type="spellEnd"/>
+    </w:p>
+    <w:p/>
+    <w:p/>
+    <w:p/>
+    <w:p>
+      <w:pPr>
+        <w:rPr>
+          <w:rFonts w:ascii="Arial" w:hAnsi="Arial" w:cs="Arial"/>
+          <w:sz w:val="24"/>
+          <w:szCs w:val="24"/>
+        </w:rPr>
+      </w:pPr>
+      <w:r>
+        <w:rPr>
+          <w:rFonts w:ascii="Arial" w:hAnsi="Arial" w:cs="Arial"/>
+          <w:sz w:val="24"/>
+          <w:szCs w:val="24"/>
+        </w:rPr>
+        <w:t xml:space="preserve">Una vez terminado </w:t>
+      </w:r>
+      <w:r>
+        <w:rPr>
+          <w:rFonts w:ascii="Arial" w:hAnsi="Arial" w:cs="Arial"/>
+          <w:sz w:val="24"/>
+          <w:szCs w:val="24"/>
+        </w:rPr>
+        <w:t>el</w:t>
+      </w:r>
+      <w:r>
+        <w:rPr>
+          <w:rFonts w:ascii="Arial" w:hAnsi="Arial" w:cs="Arial"/>
+          <w:sz w:val="24"/>
+          <w:szCs w:val="24"/>
+        </w:rPr>
+        <w:t xml:space="preserve"> código, procedemos al uso de </w:t>
+      </w:r>
+      <w:proofErr w:type="spellStart"/>
+      <w:r>
+        <w:rPr>
+          <w:rFonts w:ascii="Arial" w:hAnsi="Arial" w:cs="Arial"/>
+          <w:sz w:val="24"/>
+          <w:szCs w:val="24"/>
+        </w:rPr>
+        <w:t>pytests</w:t>
+      </w:r>
+      <w:proofErr w:type="spellEnd"/>
+      <w:r>
+        <w:rPr>
+          <w:rFonts w:ascii="Arial" w:hAnsi="Arial" w:cs="Arial"/>
+          <w:sz w:val="24"/>
+          <w:szCs w:val="24"/>
+        </w:rPr>
+        <w:t xml:space="preserve"> para hacer unos </w:t>
+      </w:r>
+      <w:proofErr w:type="spellStart"/>
+      <w:r>
+        <w:rPr>
+          <w:rFonts w:ascii="Arial" w:hAnsi="Arial" w:cs="Arial"/>
+          <w:sz w:val="24"/>
+          <w:szCs w:val="24"/>
+        </w:rPr>
+        <w:t>tests</w:t>
+      </w:r>
+      <w:proofErr w:type="spellEnd"/>
+      <w:r>
+        <w:rPr>
+          <w:rFonts w:ascii="Arial" w:hAnsi="Arial" w:cs="Arial"/>
+          <w:sz w:val="24"/>
+          <w:szCs w:val="24"/>
+        </w:rPr>
+        <w:t xml:space="preserve"> de prueba y darle la forma final a</w:t>
+      </w:r>
+      <w:r>
+        <w:rPr>
+          <w:rFonts w:ascii="Arial" w:hAnsi="Arial" w:cs="Arial"/>
+          <w:sz w:val="24"/>
+          <w:szCs w:val="24"/>
+        </w:rPr>
+        <w:t>l</w:t>
+      </w:r>
+      <w:r>
+        <w:rPr>
+          <w:rFonts w:ascii="Arial" w:hAnsi="Arial" w:cs="Arial"/>
+          <w:sz w:val="24"/>
+          <w:szCs w:val="24"/>
+        </w:rPr>
+        <w:t xml:space="preserve"> archivo. He instalado </w:t>
+      </w:r>
+      <w:proofErr w:type="spellStart"/>
+      <w:r>
+        <w:rPr>
+          <w:rFonts w:ascii="Arial" w:hAnsi="Arial" w:cs="Arial"/>
+          <w:sz w:val="24"/>
+          <w:szCs w:val="24"/>
+        </w:rPr>
+        <w:t>pytest</w:t>
+      </w:r>
+      <w:proofErr w:type="spellEnd"/>
+      <w:r>
+        <w:rPr>
+          <w:rFonts w:ascii="Arial" w:hAnsi="Arial" w:cs="Arial"/>
+          <w:sz w:val="24"/>
+          <w:szCs w:val="24"/>
+        </w:rPr>
+        <w:t xml:space="preserve"> porque lo requería de la siguiente forma:</w:t>
+      </w:r>
+    </w:p>
+    <w:p/>
     <w:sectPr>
       <w:pgSz w:w="11906" w:h="16838"/>
       <w:pgMar w:top="568" w:right="1701" w:bottom="1417" w:left="1701" w:header="708" w:footer="708" w:gutter="0"/>

--- a/entregable1.docx
+++ b/entregable1.docx
@@ -5,13 +5,34 @@
     <w:p>
       <w:pPr>
         <w:ind w:left="-567"/>
+        <w:jc w:val="center"/>
+        <w:rPr>
+          <w:color w:val="215E99" w:themeColor="text2" w:themeTint="BF"/>
+          <w:sz w:val="24"/>
+          <w:szCs w:val="24"/>
+        </w:rPr>
       </w:pPr>
       <w:r>
+        <w:rPr>
+          <w:color w:val="EE0000"/>
+          <w:sz w:val="24"/>
+          <w:szCs w:val="24"/>
+        </w:rPr>
         <w:t>ENTREGABLE 1 PCD</w:t>
       </w:r>
     </w:p>
     <w:p>
-      <w:r>
+      <w:pPr>
+        <w:rPr>
+          <w:b/>
+          <w:bCs/>
+        </w:rPr>
+      </w:pPr>
+      <w:r>
+        <w:rPr>
+          <w:b/>
+          <w:bCs/>
+        </w:rPr>
         <w:t>JAVIER REVERTE BADILLO</w:t>
       </w:r>
     </w:p>
@@ -32,25 +53,7 @@
           <w:sz w:val="24"/>
           <w:szCs w:val="24"/>
         </w:rPr>
-        <w:t xml:space="preserve">Empiezo mi trabajo creando el repositorio en </w:t>
-      </w:r>
-      <w:proofErr w:type="spellStart"/>
-      <w:r>
-        <w:rPr>
-          <w:rFonts w:ascii="Arial" w:hAnsi="Arial" w:cs="Arial"/>
-          <w:sz w:val="24"/>
-          <w:szCs w:val="24"/>
-        </w:rPr>
-        <w:t>git</w:t>
-      </w:r>
-      <w:proofErr w:type="spellEnd"/>
-      <w:r>
-        <w:rPr>
-          <w:rFonts w:ascii="Arial" w:hAnsi="Arial" w:cs="Arial"/>
-          <w:sz w:val="24"/>
-          <w:szCs w:val="24"/>
-        </w:rPr>
-        <w:t xml:space="preserve"> y asociándolo a un repositorio local remoto. Para ellos ejecuto los siguientes comandos:</w:t>
+        <w:t>Empiezo mi trabajo creando el repositorio en git y asociándolo a un repositorio local remoto. Para ellos ejecuto los siguientes comandos:</w:t>
       </w:r>
     </w:p>
     <w:p>
@@ -83,25 +86,7 @@
           <w:sz w:val="24"/>
           <w:szCs w:val="24"/>
         </w:rPr>
-        <w:t xml:space="preserve"> </w:t>
-      </w:r>
-      <w:proofErr w:type="spellStart"/>
-      <w:r>
-        <w:rPr>
-          <w:rFonts w:ascii="Arial" w:hAnsi="Arial" w:cs="Arial"/>
-          <w:sz w:val="24"/>
-          <w:szCs w:val="24"/>
-        </w:rPr>
-        <w:t>git</w:t>
-      </w:r>
-      <w:proofErr w:type="spellEnd"/>
-      <w:r>
-        <w:rPr>
-          <w:rFonts w:ascii="Arial" w:hAnsi="Arial" w:cs="Arial"/>
-          <w:sz w:val="24"/>
-          <w:szCs w:val="24"/>
-        </w:rPr>
-        <w:t xml:space="preserve"> en </w:t>
+        <w:t xml:space="preserve"> git en </w:t>
       </w:r>
       <w:r>
         <w:rPr>
@@ -187,7 +172,88 @@
           <w:sz w:val="24"/>
           <w:szCs w:val="24"/>
         </w:rPr>
-        <w:t>A continuación, creamos el entorno virtual en nuestro repositorio:</w:t>
+        <w:t>Cre</w:t>
+      </w:r>
+      <w:r>
+        <w:rPr>
+          <w:rFonts w:ascii="Arial" w:hAnsi="Arial" w:cs="Arial"/>
+          <w:sz w:val="24"/>
+          <w:szCs w:val="24"/>
+        </w:rPr>
+        <w:t>o</w:t>
+      </w:r>
+      <w:r>
+        <w:rPr>
+          <w:rFonts w:ascii="Arial" w:hAnsi="Arial" w:cs="Arial"/>
+          <w:sz w:val="24"/>
+          <w:szCs w:val="24"/>
+        </w:rPr>
+        <w:t xml:space="preserve"> el archivo que alojará el código fuente</w:t>
+      </w:r>
+      <w:r>
+        <w:rPr>
+          <w:rFonts w:ascii="Arial" w:hAnsi="Arial" w:cs="Arial"/>
+          <w:sz w:val="24"/>
+          <w:szCs w:val="24"/>
+        </w:rPr>
+        <w:t>(manualmente)</w:t>
+      </w:r>
+      <w:r>
+        <w:rPr>
+          <w:rFonts w:ascii="Arial" w:hAnsi="Arial" w:cs="Arial"/>
+          <w:sz w:val="24"/>
+          <w:szCs w:val="24"/>
+        </w:rPr>
+        <w:t>: entregable1.py</w:t>
+      </w:r>
+    </w:p>
+    <w:p>
+      <w:pPr>
+        <w:rPr>
+          <w:rFonts w:ascii="Arial" w:hAnsi="Arial" w:cs="Arial"/>
+          <w:sz w:val="24"/>
+          <w:szCs w:val="24"/>
+        </w:rPr>
+      </w:pPr>
+      <w:r>
+        <w:rPr>
+          <w:rFonts w:ascii="Arial" w:hAnsi="Arial" w:cs="Arial"/>
+          <w:sz w:val="24"/>
+          <w:szCs w:val="24"/>
+        </w:rPr>
+        <w:t>A continuación, cre</w:t>
+      </w:r>
+      <w:r>
+        <w:rPr>
+          <w:rFonts w:ascii="Arial" w:hAnsi="Arial" w:cs="Arial"/>
+          <w:sz w:val="24"/>
+          <w:szCs w:val="24"/>
+        </w:rPr>
+        <w:t>o</w:t>
+      </w:r>
+      <w:r>
+        <w:rPr>
+          <w:rFonts w:ascii="Arial" w:hAnsi="Arial" w:cs="Arial"/>
+          <w:sz w:val="24"/>
+          <w:szCs w:val="24"/>
+        </w:rPr>
+        <w:t xml:space="preserve"> el entorno virtual en </w:t>
+      </w:r>
+      <w:r>
+        <w:rPr>
+          <w:rFonts w:ascii="Arial" w:hAnsi="Arial" w:cs="Arial"/>
+          <w:sz w:val="24"/>
+          <w:szCs w:val="24"/>
+        </w:rPr>
+        <w:t>mi</w:t>
+      </w:r>
+      <w:r>
+        <w:rPr>
+          <w:rFonts w:ascii="Arial" w:hAnsi="Arial" w:cs="Arial"/>
+          <w:sz w:val="24"/>
+          <w:szCs w:val="24"/>
+        </w:rPr>
+        <w:t xml:space="preserve"> repositorio:</w:t>
       </w:r>
     </w:p>
     <w:p>
@@ -242,30 +308,70 @@
           <w:sz w:val="24"/>
           <w:szCs w:val="24"/>
         </w:rPr>
-        <w:t xml:space="preserve">Ahora, después de crear el repositorio </w:t>
-      </w:r>
-      <w:proofErr w:type="spellStart"/>
-      <w:r>
-        <w:rPr>
-          <w:rFonts w:ascii="Arial" w:hAnsi="Arial" w:cs="Arial"/>
-          <w:sz w:val="24"/>
-          <w:szCs w:val="24"/>
-        </w:rPr>
-        <w:t>git</w:t>
-      </w:r>
-      <w:proofErr w:type="spellEnd"/>
-      <w:r>
-        <w:rPr>
-          <w:rFonts w:ascii="Arial" w:hAnsi="Arial" w:cs="Arial"/>
-          <w:sz w:val="24"/>
-          <w:szCs w:val="24"/>
-        </w:rPr>
-        <w:t>, vamos a subir nuestro repositorio local a dicho repositorio remoto</w:t>
+        <w:t>Ahora, después de crear el repositorio git, v</w:t>
+      </w:r>
+      <w:r>
+        <w:rPr>
+          <w:rFonts w:ascii="Arial" w:hAnsi="Arial" w:cs="Arial"/>
+          <w:sz w:val="24"/>
+          <w:szCs w:val="24"/>
+        </w:rPr>
+        <w:t>oy</w:t>
+      </w:r>
+      <w:r>
+        <w:rPr>
+          <w:rFonts w:ascii="Arial" w:hAnsi="Arial" w:cs="Arial"/>
+          <w:sz w:val="24"/>
+          <w:szCs w:val="24"/>
+        </w:rPr>
+        <w:t xml:space="preserve"> a subi</w:t>
+      </w:r>
+      <w:r>
+        <w:rPr>
+          <w:rFonts w:ascii="Arial" w:hAnsi="Arial" w:cs="Arial"/>
+          <w:sz w:val="24"/>
+          <w:szCs w:val="24"/>
+        </w:rPr>
+        <w:t xml:space="preserve">r mi </w:t>
+      </w:r>
+      <w:r>
+        <w:rPr>
+          <w:rFonts w:ascii="Arial" w:hAnsi="Arial" w:cs="Arial"/>
+          <w:sz w:val="24"/>
+          <w:szCs w:val="24"/>
+        </w:rPr>
+        <w:t>repositorio local a dicho repositorio remoto</w:t>
+      </w:r>
+      <w:r>
+        <w:rPr>
+          <w:rFonts w:ascii="Arial" w:hAnsi="Arial" w:cs="Arial"/>
+          <w:sz w:val="24"/>
+          <w:szCs w:val="24"/>
+        </w:rPr>
+        <w:t xml:space="preserve">: </w:t>
+      </w:r>
+      <w:r>
+        <w:rPr>
+          <w:rFonts w:ascii="Arial" w:hAnsi="Arial" w:cs="Arial"/>
+          <w:color w:val="00B0F0"/>
+          <w:sz w:val="24"/>
+          <w:szCs w:val="24"/>
+        </w:rPr>
+        <w:t>Javierreverte</w:t>
+      </w:r>
+      <w:r>
+        <w:rPr>
+          <w:rFonts w:ascii="Arial" w:hAnsi="Arial" w:cs="Arial"/>
+          <w:color w:val="00B0F0"/>
+          <w:sz w:val="24"/>
+          <w:szCs w:val="24"/>
+        </w:rPr>
+        <w:t>-edu-upct-es/pcd_entregable_1_Javier</w:t>
       </w:r>
     </w:p>
     <w:p>
       <w:pPr>
-        <w:ind w:hanging="709"/>
+        <w:ind w:left="709" w:hanging="709"/>
       </w:pPr>
       <w:r>
         <w:rPr>
@@ -406,9 +512,32 @@
           <w:sz w:val="24"/>
           <w:szCs w:val="24"/>
         </w:rPr>
-        <w:t xml:space="preserve">Por último, vamos a crear una rama </w:t>
-      </w:r>
-      <w:proofErr w:type="spellStart"/>
+        <w:t>Por último, cre</w:t>
+      </w:r>
+      <w:r>
+        <w:rPr>
+          <w:rFonts w:ascii="Arial" w:hAnsi="Arial" w:cs="Arial"/>
+          <w:sz w:val="24"/>
+          <w:szCs w:val="24"/>
+        </w:rPr>
+        <w:t>o</w:t>
+      </w:r>
+      <w:r>
+        <w:rPr>
+          <w:rFonts w:ascii="Arial" w:hAnsi="Arial" w:cs="Arial"/>
+          <w:sz w:val="24"/>
+          <w:szCs w:val="24"/>
+        </w:rPr>
+        <w:t xml:space="preserve"> una rama </w:t>
+      </w:r>
+      <w:r>
+        <w:rPr>
+          <w:rFonts w:ascii="Arial" w:hAnsi="Arial" w:cs="Arial"/>
+          <w:sz w:val="24"/>
+          <w:szCs w:val="24"/>
+        </w:rPr>
+        <w:t>“</w:t>
+      </w:r>
       <w:r>
         <w:rPr>
           <w:rFonts w:ascii="Arial" w:hAnsi="Arial" w:cs="Arial"/>
@@ -417,32 +546,21 @@
         </w:rPr>
         <w:t>development</w:t>
       </w:r>
-      <w:proofErr w:type="spellEnd"/>
-      <w:r>
-        <w:rPr>
-          <w:rFonts w:ascii="Arial" w:hAnsi="Arial" w:cs="Arial"/>
-          <w:sz w:val="24"/>
-          <w:szCs w:val="24"/>
-        </w:rPr>
-        <w:t xml:space="preserve"> para realizar los diferentes </w:t>
-      </w:r>
-      <w:proofErr w:type="spellStart"/>
-      <w:r>
-        <w:rPr>
-          <w:rFonts w:ascii="Arial" w:hAnsi="Arial" w:cs="Arial"/>
-          <w:sz w:val="24"/>
-          <w:szCs w:val="24"/>
-        </w:rPr>
-        <w:t>commits</w:t>
-      </w:r>
-      <w:proofErr w:type="spellEnd"/>
-      <w:r>
-        <w:rPr>
-          <w:rFonts w:ascii="Arial" w:hAnsi="Arial" w:cs="Arial"/>
-          <w:sz w:val="24"/>
-          <w:szCs w:val="24"/>
-        </w:rPr>
-        <w:t>:</w:t>
+      <w:r>
+        <w:rPr>
+          <w:rFonts w:ascii="Arial" w:hAnsi="Arial" w:cs="Arial"/>
+          <w:sz w:val="24"/>
+          <w:szCs w:val="24"/>
+        </w:rPr>
+        <w:t>”</w:t>
+      </w:r>
+      <w:r>
+        <w:rPr>
+          <w:rFonts w:ascii="Arial" w:hAnsi="Arial" w:cs="Arial"/>
+          <w:sz w:val="24"/>
+          <w:szCs w:val="24"/>
+        </w:rPr>
+        <w:t xml:space="preserve"> para realizar los diferentes commits:</w:t>
       </w:r>
     </w:p>
     <w:p>
@@ -501,7 +619,23 @@
           <w:sz w:val="24"/>
           <w:szCs w:val="24"/>
         </w:rPr>
-        <w:t>Y la subimos al repositorio remoto:</w:t>
+        <w:t>Y la sub</w:t>
+      </w:r>
+      <w:r>
+        <w:rPr>
+          <w:rFonts w:ascii="Arial" w:hAnsi="Arial" w:cs="Arial"/>
+          <w:sz w:val="24"/>
+          <w:szCs w:val="24"/>
+        </w:rPr>
+        <w:t>o</w:t>
+      </w:r>
+      <w:r>
+        <w:rPr>
+          <w:rFonts w:ascii="Arial" w:hAnsi="Arial" w:cs="Arial"/>
+          <w:sz w:val="24"/>
+          <w:szCs w:val="24"/>
+        </w:rPr>
+        <w:t xml:space="preserve"> al repositorio remoto:</w:t>
       </w:r>
     </w:p>
     <w:p>
@@ -561,7 +695,63 @@
           <w:sz w:val="24"/>
           <w:szCs w:val="24"/>
         </w:rPr>
-        <w:t>Una vez que tenemos el repositorio creado, comenzamos a realizar los trabajos.</w:t>
+        <w:t>Una vez que te</w:t>
+      </w:r>
+      <w:r>
+        <w:rPr>
+          <w:rFonts w:ascii="Arial" w:hAnsi="Arial" w:cs="Arial"/>
+          <w:sz w:val="24"/>
+          <w:szCs w:val="24"/>
+        </w:rPr>
+        <w:t>ngo</w:t>
+      </w:r>
+      <w:r>
+        <w:rPr>
+          <w:rFonts w:ascii="Arial" w:hAnsi="Arial" w:cs="Arial"/>
+          <w:sz w:val="24"/>
+          <w:szCs w:val="24"/>
+        </w:rPr>
+        <w:t xml:space="preserve"> el repositorio creado, com</w:t>
+      </w:r>
+      <w:r>
+        <w:rPr>
+          <w:rFonts w:ascii="Arial" w:hAnsi="Arial" w:cs="Arial"/>
+          <w:sz w:val="24"/>
+          <w:szCs w:val="24"/>
+        </w:rPr>
+        <w:t>ienzo</w:t>
+      </w:r>
+      <w:r>
+        <w:rPr>
+          <w:rFonts w:ascii="Arial" w:hAnsi="Arial" w:cs="Arial"/>
+          <w:sz w:val="24"/>
+          <w:szCs w:val="24"/>
+        </w:rPr>
+        <w:t xml:space="preserve"> a realizar </w:t>
+      </w:r>
+      <w:r>
+        <w:rPr>
+          <w:rFonts w:ascii="Arial" w:hAnsi="Arial" w:cs="Arial"/>
+          <w:sz w:val="24"/>
+          <w:szCs w:val="24"/>
+        </w:rPr>
+        <w:t>el</w:t>
+      </w:r>
+      <w:r>
+        <w:rPr>
+          <w:rFonts w:ascii="Arial" w:hAnsi="Arial" w:cs="Arial"/>
+          <w:sz w:val="24"/>
+          <w:szCs w:val="24"/>
+        </w:rPr>
+        <w:t xml:space="preserve"> </w:t>
+      </w:r>
+      <w:r>
+        <w:rPr>
+          <w:rFonts w:ascii="Arial" w:hAnsi="Arial" w:cs="Arial"/>
+          <w:sz w:val="24"/>
+          <w:szCs w:val="24"/>
+        </w:rPr>
+        <w:t>trabajo.</w:t>
       </w:r>
     </w:p>
     <w:p>
@@ -603,25 +793,7 @@
           <w:sz w:val="24"/>
           <w:szCs w:val="24"/>
         </w:rPr>
-        <w:t xml:space="preserve">dos tags. El primero ha sido al hacer la inicialización de las clases con sus variables. El segundo, después de terminar por primera vez el código con algunos ejemplos de prueba (no es el código final, es la primera vez que se acaba, aún está sujeto a futuros cambios que se nos puedan ocurrir o problemas que salgan después de hacer el </w:t>
-      </w:r>
-      <w:proofErr w:type="spellStart"/>
-      <w:r>
-        <w:rPr>
-          <w:rFonts w:ascii="Arial" w:hAnsi="Arial" w:cs="Arial"/>
-          <w:sz w:val="24"/>
-          <w:szCs w:val="24"/>
-        </w:rPr>
-        <w:t>pytest</w:t>
-      </w:r>
-      <w:proofErr w:type="spellEnd"/>
-      <w:r>
-        <w:rPr>
-          <w:rFonts w:ascii="Arial" w:hAnsi="Arial" w:cs="Arial"/>
-          <w:sz w:val="24"/>
-          <w:szCs w:val="24"/>
-        </w:rPr>
-        <w:t>). La fijación de los tags ha sido de la siguiente forma:</w:t>
+        <w:t>dos tags. El primero ha sido al hacer la inicialización de las clases con sus variables. El segundo, después de terminar por primera vez el código con algunos ejemplos de prueba (no es el código final, es la primera vez que se acaba, aún está sujeto a futuros cambios que se nos puedan ocurrir o problemas que salgan después de hacer el pytest). La fijación de los tags ha sido de la siguiente forma:</w:t>
       </w:r>
     </w:p>
     <w:p>
@@ -676,16 +848,6 @@
         </w:drawing>
       </w:r>
     </w:p>
-    <w:p>
-      <w:r>
-        <w:t xml:space="preserve">voy a dejarlo por ahora, solo me queda hacer el segundo tag y probar </w:t>
-      </w:r>
-      <w:proofErr w:type="spellStart"/>
-      <w:r>
-        <w:t>pytest</w:t>
-      </w:r>
-      <w:proofErr w:type="spellEnd"/>
-    </w:p>
     <w:p/>
     <w:p/>
     <w:p/>
@@ -719,43 +881,23 @@
           <w:sz w:val="24"/>
           <w:szCs w:val="24"/>
         </w:rPr>
-        <w:t xml:space="preserve"> código, procedemos al uso de </w:t>
-      </w:r>
-      <w:proofErr w:type="spellStart"/>
-      <w:r>
-        <w:rPr>
-          <w:rFonts w:ascii="Arial" w:hAnsi="Arial" w:cs="Arial"/>
-          <w:sz w:val="24"/>
-          <w:szCs w:val="24"/>
-        </w:rPr>
-        <w:t>pytests</w:t>
-      </w:r>
-      <w:proofErr w:type="spellEnd"/>
-      <w:r>
-        <w:rPr>
-          <w:rFonts w:ascii="Arial" w:hAnsi="Arial" w:cs="Arial"/>
-          <w:sz w:val="24"/>
-          <w:szCs w:val="24"/>
-        </w:rPr>
-        <w:t xml:space="preserve"> para hacer unos </w:t>
-      </w:r>
-      <w:proofErr w:type="spellStart"/>
-      <w:r>
-        <w:rPr>
-          <w:rFonts w:ascii="Arial" w:hAnsi="Arial" w:cs="Arial"/>
-          <w:sz w:val="24"/>
-          <w:szCs w:val="24"/>
-        </w:rPr>
-        <w:t>tests</w:t>
-      </w:r>
-      <w:proofErr w:type="spellEnd"/>
-      <w:r>
-        <w:rPr>
-          <w:rFonts w:ascii="Arial" w:hAnsi="Arial" w:cs="Arial"/>
-          <w:sz w:val="24"/>
-          <w:szCs w:val="24"/>
-        </w:rPr>
-        <w:t xml:space="preserve"> de prueba y darle la forma final a</w:t>
+        <w:t xml:space="preserve"> código, proced</w:t>
+      </w:r>
+      <w:r>
+        <w:rPr>
+          <w:rFonts w:ascii="Arial" w:hAnsi="Arial" w:cs="Arial"/>
+          <w:sz w:val="24"/>
+          <w:szCs w:val="24"/>
+        </w:rPr>
+        <w:t>o</w:t>
+      </w:r>
+      <w:r>
+        <w:rPr>
+          <w:rFonts w:ascii="Arial" w:hAnsi="Arial" w:cs="Arial"/>
+          <w:sz w:val="24"/>
+          <w:szCs w:val="24"/>
+        </w:rPr>
+        <w:t xml:space="preserve"> al uso de pytests para hacer unos tests de prueba y darle la forma final a</w:t>
       </w:r>
       <w:r>
         <w:rPr>
@@ -771,25 +913,193 @@
           <w:sz w:val="24"/>
           <w:szCs w:val="24"/>
         </w:rPr>
-        <w:t xml:space="preserve"> archivo. He instalado </w:t>
-      </w:r>
-      <w:proofErr w:type="spellStart"/>
-      <w:r>
-        <w:rPr>
-          <w:rFonts w:ascii="Arial" w:hAnsi="Arial" w:cs="Arial"/>
-          <w:sz w:val="24"/>
-          <w:szCs w:val="24"/>
-        </w:rPr>
-        <w:t>pytest</w:t>
-      </w:r>
-      <w:proofErr w:type="spellEnd"/>
-      <w:r>
-        <w:rPr>
-          <w:rFonts w:ascii="Arial" w:hAnsi="Arial" w:cs="Arial"/>
-          <w:sz w:val="24"/>
-          <w:szCs w:val="24"/>
-        </w:rPr>
-        <w:t xml:space="preserve"> porque lo requería de la siguiente forma:</w:t>
+        <w:t xml:space="preserve"> archivo. He instalado pytest porque lo requería de la siguiente forma:</w:t>
+      </w:r>
+    </w:p>
+    <w:p>
+      <w:r>
+        <w:drawing>
+          <wp:inline distT="0" distB="0" distL="0" distR="0" wp14:anchorId="1D5FAAF9" wp14:editId="24B84A52">
+            <wp:extent cx="5400040" cy="715010"/>
+            <wp:effectExtent l="0" t="0" r="0" b="8890"/>
+            <wp:docPr id="36261082" name="Imagen 1"/>
+            <wp:cNvGraphicFramePr>
+              <a:graphicFrameLocks xmlns:a="http://schemas.openxmlformats.org/drawingml/2006/main" noChangeAspect="1"/>
+            </wp:cNvGraphicFramePr>
+            <a:graphic xmlns:a="http://schemas.openxmlformats.org/drawingml/2006/main">
+              <a:graphicData uri="http://schemas.openxmlformats.org/drawingml/2006/picture">
+                <pic:pic xmlns:pic="http://schemas.openxmlformats.org/drawingml/2006/picture">
+                  <pic:nvPicPr>
+                    <pic:cNvPr id="36261082" name=""/>
+                    <pic:cNvPicPr/>
+                  </pic:nvPicPr>
+                  <pic:blipFill>
+                    <a:blip r:embed="rId12"/>
+                    <a:stretch>
+                      <a:fillRect/>
+                    </a:stretch>
+                  </pic:blipFill>
+                  <pic:spPr>
+                    <a:xfrm>
+                      <a:off x="0" y="0"/>
+                      <a:ext cx="5400040" cy="715010"/>
+                    </a:xfrm>
+                    <a:prstGeom prst="rect">
+                      <a:avLst/>
+                    </a:prstGeom>
+                  </pic:spPr>
+                </pic:pic>
+              </a:graphicData>
+            </a:graphic>
+          </wp:inline>
+        </w:drawing>
+      </w:r>
+    </w:p>
+    <w:p/>
+    <w:p>
+      <w:pPr>
+        <w:rPr>
+          <w:rFonts w:ascii="Arial" w:hAnsi="Arial" w:cs="Arial"/>
+          <w:sz w:val="24"/>
+          <w:szCs w:val="24"/>
+        </w:rPr>
+      </w:pPr>
+      <w:r>
+        <w:rPr>
+          <w:rFonts w:ascii="Arial" w:hAnsi="Arial" w:cs="Arial"/>
+          <w:sz w:val="24"/>
+          <w:szCs w:val="24"/>
+        </w:rPr>
+        <w:t>La ejecución de pytest mostró que todos los tests se ejecutan correctamente sin errores.</w:t>
+      </w:r>
+      <w:r>
+        <w:drawing>
+          <wp:inline distT="0" distB="0" distL="0" distR="0" wp14:anchorId="606EFC53" wp14:editId="2513F0C2">
+            <wp:extent cx="5400040" cy="1111885"/>
+            <wp:effectExtent l="0" t="0" r="0" b="0"/>
+            <wp:docPr id="772134248" name="Imagen 1"/>
+            <wp:cNvGraphicFramePr>
+              <a:graphicFrameLocks xmlns:a="http://schemas.openxmlformats.org/drawingml/2006/main" noChangeAspect="1"/>
+            </wp:cNvGraphicFramePr>
+            <a:graphic xmlns:a="http://schemas.openxmlformats.org/drawingml/2006/main">
+              <a:graphicData uri="http://schemas.openxmlformats.org/drawingml/2006/picture">
+                <pic:pic xmlns:pic="http://schemas.openxmlformats.org/drawingml/2006/picture">
+                  <pic:nvPicPr>
+                    <pic:cNvPr id="772134248" name=""/>
+                    <pic:cNvPicPr/>
+                  </pic:nvPicPr>
+                  <pic:blipFill>
+                    <a:blip r:embed="rId13"/>
+                    <a:stretch>
+                      <a:fillRect/>
+                    </a:stretch>
+                  </pic:blipFill>
+                  <pic:spPr>
+                    <a:xfrm>
+                      <a:off x="0" y="0"/>
+                      <a:ext cx="5400040" cy="1111885"/>
+                    </a:xfrm>
+                    <a:prstGeom prst="rect">
+                      <a:avLst/>
+                    </a:prstGeom>
+                  </pic:spPr>
+                </pic:pic>
+              </a:graphicData>
+            </a:graphic>
+          </wp:inline>
+        </w:drawing>
+      </w:r>
+    </w:p>
+    <w:p>
+      <w:r>
+        <w:rPr>
+          <w:rFonts w:ascii="Arial" w:hAnsi="Arial" w:cs="Arial"/>
+          <w:sz w:val="24"/>
+          <w:szCs w:val="24"/>
+        </w:rPr>
+        <w:t>Procedo a hacer el segundo tag ya con todos los archivos terminados.</w:t>
+      </w:r>
+    </w:p>
+    <w:p/>
+    <w:p>
+      <w:pPr>
+        <w:rPr>
+          <w:rFonts w:ascii="Arial" w:hAnsi="Arial" w:cs="Arial"/>
+          <w:sz w:val="24"/>
+          <w:szCs w:val="24"/>
+        </w:rPr>
+      </w:pPr>
+      <w:r>
+        <w:rPr>
+          <w:rFonts w:ascii="Arial" w:hAnsi="Arial" w:cs="Arial"/>
+          <w:sz w:val="24"/>
+          <w:szCs w:val="24"/>
+        </w:rPr>
+        <w:t>Por último, v</w:t>
+      </w:r>
+      <w:r>
+        <w:rPr>
+          <w:rFonts w:ascii="Arial" w:hAnsi="Arial" w:cs="Arial"/>
+          <w:sz w:val="24"/>
+          <w:szCs w:val="24"/>
+        </w:rPr>
+        <w:t>oy a subir</w:t>
+      </w:r>
+      <w:r>
+        <w:rPr>
+          <w:rFonts w:ascii="Arial" w:hAnsi="Arial" w:cs="Arial"/>
+          <w:sz w:val="24"/>
+          <w:szCs w:val="24"/>
+        </w:rPr>
+        <w:t xml:space="preserve"> todos los cambios finales a la rama main una vez terminado </w:t>
+      </w:r>
+      <w:r>
+        <w:rPr>
+          <w:rFonts w:ascii="Arial" w:hAnsi="Arial" w:cs="Arial"/>
+          <w:sz w:val="24"/>
+          <w:szCs w:val="24"/>
+        </w:rPr>
+        <w:t>mi</w:t>
+      </w:r>
+      <w:r>
+        <w:rPr>
+          <w:rFonts w:ascii="Arial" w:hAnsi="Arial" w:cs="Arial"/>
+          <w:sz w:val="24"/>
+          <w:szCs w:val="24"/>
+        </w:rPr>
+        <w:t xml:space="preserve"> proyecto. Met</w:t>
+      </w:r>
+      <w:r>
+        <w:rPr>
+          <w:rFonts w:ascii="Arial" w:hAnsi="Arial" w:cs="Arial"/>
+          <w:sz w:val="24"/>
+          <w:szCs w:val="24"/>
+        </w:rPr>
+        <w:t>o</w:t>
+      </w:r>
+      <w:r>
+        <w:rPr>
+          <w:rFonts w:ascii="Arial" w:hAnsi="Arial" w:cs="Arial"/>
+          <w:sz w:val="24"/>
+          <w:szCs w:val="24"/>
+        </w:rPr>
+        <w:t xml:space="preserve"> los archivos de código a la carpeta src y su</w:t>
+      </w:r>
+      <w:r>
+        <w:rPr>
+          <w:rFonts w:ascii="Arial" w:hAnsi="Arial" w:cs="Arial"/>
+          <w:sz w:val="24"/>
+          <w:szCs w:val="24"/>
+        </w:rPr>
+        <w:t>bo</w:t>
+      </w:r>
+      <w:r>
+        <w:rPr>
+          <w:rFonts w:ascii="Arial" w:hAnsi="Arial" w:cs="Arial"/>
+          <w:sz w:val="24"/>
+          <w:szCs w:val="24"/>
+        </w:rPr>
+        <w:t xml:space="preserve"> a main todo.</w:t>
       </w:r>
     </w:p>
     <w:p/>
@@ -1406,7 +1716,6 @@
   <w:style w:type="character" w:default="1" w:styleId="Fuentedeprrafopredeter">
     <w:name w:val="Default Paragraph Font"/>
     <w:uiPriority w:val="1"/>
-    <w:semiHidden/>
     <w:unhideWhenUsed/>
   </w:style>
   <w:style w:type="table" w:default="1" w:styleId="Tablanormal">

--- a/entregable1.docx
+++ b/entregable1.docx
@@ -1020,7 +1020,45 @@
         <w:t>Procedo a hacer el segundo tag ya con todos los archivos terminados.</w:t>
       </w:r>
     </w:p>
-    <w:p/>
+    <w:p>
+      <w:r>
+        <w:drawing>
+          <wp:inline distT="0" distB="0" distL="0" distR="0" wp14:anchorId="03BBE075" wp14:editId="624B41E7">
+            <wp:extent cx="5400040" cy="2491105"/>
+            <wp:effectExtent l="0" t="0" r="0" b="4445"/>
+            <wp:docPr id="352683441" name="Imagen 1"/>
+            <wp:cNvGraphicFramePr>
+              <a:graphicFrameLocks xmlns:a="http://schemas.openxmlformats.org/drawingml/2006/main" noChangeAspect="1"/>
+            </wp:cNvGraphicFramePr>
+            <a:graphic xmlns:a="http://schemas.openxmlformats.org/drawingml/2006/main">
+              <a:graphicData uri="http://schemas.openxmlformats.org/drawingml/2006/picture">
+                <pic:pic xmlns:pic="http://schemas.openxmlformats.org/drawingml/2006/picture">
+                  <pic:nvPicPr>
+                    <pic:cNvPr id="352683441" name=""/>
+                    <pic:cNvPicPr/>
+                  </pic:nvPicPr>
+                  <pic:blipFill>
+                    <a:blip r:embed="rId14"/>
+                    <a:stretch>
+                      <a:fillRect/>
+                    </a:stretch>
+                  </pic:blipFill>
+                  <pic:spPr>
+                    <a:xfrm>
+                      <a:off x="0" y="0"/>
+                      <a:ext cx="5400040" cy="2491105"/>
+                    </a:xfrm>
+                    <a:prstGeom prst="rect">
+                      <a:avLst/>
+                    </a:prstGeom>
+                  </pic:spPr>
+                </pic:pic>
+              </a:graphicData>
+            </a:graphic>
+          </wp:inline>
+        </w:drawing>
+      </w:r>
+    </w:p>
     <w:p>
       <w:pPr>
         <w:rPr>

--- a/entregable1.docx
+++ b/entregable1.docx
@@ -5,13 +5,34 @@
     <w:p>
       <w:pPr>
         <w:ind w:left="-567"/>
+        <w:jc w:val="center"/>
+        <w:rPr>
+          <w:color w:val="215E99" w:themeColor="text2" w:themeTint="BF"/>
+          <w:sz w:val="24"/>
+          <w:szCs w:val="24"/>
+        </w:rPr>
       </w:pPr>
       <w:r>
+        <w:rPr>
+          <w:color w:val="EE0000"/>
+          <w:sz w:val="24"/>
+          <w:szCs w:val="24"/>
+        </w:rPr>
         <w:t>ENTREGABLE 1 PCD</w:t>
       </w:r>
     </w:p>
     <w:p>
-      <w:r>
+      <w:pPr>
+        <w:rPr>
+          <w:b/>
+          <w:bCs/>
+        </w:rPr>
+      </w:pPr>
+      <w:r>
+        <w:rPr>
+          <w:b/>
+          <w:bCs/>
+        </w:rPr>
         <w:t>JAVIER REVERTE BADILLO</w:t>
       </w:r>
     </w:p>
@@ -32,31 +53,7 @@
           <w:sz w:val="24"/>
           <w:szCs w:val="24"/>
         </w:rPr>
-        <w:t>Empiezo mi</w:t>
-      </w:r>
-      <w:r>
-        <w:rPr>
-          <w:rFonts w:ascii="Arial" w:hAnsi="Arial" w:cs="Arial"/>
-          <w:sz w:val="24"/>
-          <w:szCs w:val="24"/>
-        </w:rPr>
-        <w:t xml:space="preserve"> trabajo creando el repositorio en git y asociándolo a un repositorio local remoto. Para ellos ejecut</w:t>
-      </w:r>
-      <w:r>
-        <w:rPr>
-          <w:rFonts w:ascii="Arial" w:hAnsi="Arial" w:cs="Arial"/>
-          <w:sz w:val="24"/>
-          <w:szCs w:val="24"/>
-        </w:rPr>
-        <w:t>o</w:t>
-      </w:r>
-      <w:r>
-        <w:rPr>
-          <w:rFonts w:ascii="Arial" w:hAnsi="Arial" w:cs="Arial"/>
-          <w:sz w:val="24"/>
-          <w:szCs w:val="24"/>
-        </w:rPr>
-        <w:t xml:space="preserve"> los siguientes comandos:</w:t>
+        <w:t>Empiezo mi trabajo creando el repositorio en git y asociándolo a un repositorio local remoto. Para ellos ejecuto los siguientes comandos:</w:t>
       </w:r>
     </w:p>
     <w:p>
@@ -120,6 +117,7 @@
       <w:r>
         <w:rPr>
           <w:rFonts w:ascii="Arial" w:hAnsi="Arial" w:cs="Arial"/>
+          <w:noProof/>
           <w:sz w:val="24"/>
           <w:szCs w:val="24"/>
         </w:rPr>
@@ -174,7 +172,88 @@
           <w:sz w:val="24"/>
           <w:szCs w:val="24"/>
         </w:rPr>
-        <w:t>A continuación, creamos el entorno virtual en nuestro repositorio:</w:t>
+        <w:t>Cre</w:t>
+      </w:r>
+      <w:r>
+        <w:rPr>
+          <w:rFonts w:ascii="Arial" w:hAnsi="Arial" w:cs="Arial"/>
+          <w:sz w:val="24"/>
+          <w:szCs w:val="24"/>
+        </w:rPr>
+        <w:t>o</w:t>
+      </w:r>
+      <w:r>
+        <w:rPr>
+          <w:rFonts w:ascii="Arial" w:hAnsi="Arial" w:cs="Arial"/>
+          <w:sz w:val="24"/>
+          <w:szCs w:val="24"/>
+        </w:rPr>
+        <w:t xml:space="preserve"> el archivo que alojará el código fuente</w:t>
+      </w:r>
+      <w:r>
+        <w:rPr>
+          <w:rFonts w:ascii="Arial" w:hAnsi="Arial" w:cs="Arial"/>
+          <w:sz w:val="24"/>
+          <w:szCs w:val="24"/>
+        </w:rPr>
+        <w:t>(manualmente)</w:t>
+      </w:r>
+      <w:r>
+        <w:rPr>
+          <w:rFonts w:ascii="Arial" w:hAnsi="Arial" w:cs="Arial"/>
+          <w:sz w:val="24"/>
+          <w:szCs w:val="24"/>
+        </w:rPr>
+        <w:t>: entregable1.py</w:t>
+      </w:r>
+    </w:p>
+    <w:p>
+      <w:pPr>
+        <w:rPr>
+          <w:rFonts w:ascii="Arial" w:hAnsi="Arial" w:cs="Arial"/>
+          <w:sz w:val="24"/>
+          <w:szCs w:val="24"/>
+        </w:rPr>
+      </w:pPr>
+      <w:r>
+        <w:rPr>
+          <w:rFonts w:ascii="Arial" w:hAnsi="Arial" w:cs="Arial"/>
+          <w:sz w:val="24"/>
+          <w:szCs w:val="24"/>
+        </w:rPr>
+        <w:t>A continuación, cre</w:t>
+      </w:r>
+      <w:r>
+        <w:rPr>
+          <w:rFonts w:ascii="Arial" w:hAnsi="Arial" w:cs="Arial"/>
+          <w:sz w:val="24"/>
+          <w:szCs w:val="24"/>
+        </w:rPr>
+        <w:t>o</w:t>
+      </w:r>
+      <w:r>
+        <w:rPr>
+          <w:rFonts w:ascii="Arial" w:hAnsi="Arial" w:cs="Arial"/>
+          <w:sz w:val="24"/>
+          <w:szCs w:val="24"/>
+        </w:rPr>
+        <w:t xml:space="preserve"> el entorno virtual en </w:t>
+      </w:r>
+      <w:r>
+        <w:rPr>
+          <w:rFonts w:ascii="Arial" w:hAnsi="Arial" w:cs="Arial"/>
+          <w:sz w:val="24"/>
+          <w:szCs w:val="24"/>
+        </w:rPr>
+        <w:t>mi</w:t>
+      </w:r>
+      <w:r>
+        <w:rPr>
+          <w:rFonts w:ascii="Arial" w:hAnsi="Arial" w:cs="Arial"/>
+          <w:sz w:val="24"/>
+          <w:szCs w:val="24"/>
+        </w:rPr>
+        <w:t xml:space="preserve"> repositorio:</w:t>
       </w:r>
     </w:p>
     <w:p>
@@ -182,6 +261,9 @@
         <w:ind w:left="-709"/>
       </w:pPr>
       <w:r>
+        <w:rPr>
+          <w:noProof/>
+        </w:rPr>
         <w:drawing>
           <wp:inline distT="0" distB="0" distL="0" distR="0" wp14:anchorId="0E08D5CC" wp14:editId="780849FC">
             <wp:extent cx="5836073" cy="129019"/>
@@ -226,14 +308,75 @@
           <w:sz w:val="24"/>
           <w:szCs w:val="24"/>
         </w:rPr>
-        <w:t>Ahora, después de crear el repositorio git, vamos a subir nuestro repositorio local a dicho repositorio remoto</w:t>
+        <w:t>Ahora, después de crear el repositorio git, v</w:t>
+      </w:r>
+      <w:r>
+        <w:rPr>
+          <w:rFonts w:ascii="Arial" w:hAnsi="Arial" w:cs="Arial"/>
+          <w:sz w:val="24"/>
+          <w:szCs w:val="24"/>
+        </w:rPr>
+        <w:t>oy</w:t>
+      </w:r>
+      <w:r>
+        <w:rPr>
+          <w:rFonts w:ascii="Arial" w:hAnsi="Arial" w:cs="Arial"/>
+          <w:sz w:val="24"/>
+          <w:szCs w:val="24"/>
+        </w:rPr>
+        <w:t xml:space="preserve"> a subi</w:t>
+      </w:r>
+      <w:r>
+        <w:rPr>
+          <w:rFonts w:ascii="Arial" w:hAnsi="Arial" w:cs="Arial"/>
+          <w:sz w:val="24"/>
+          <w:szCs w:val="24"/>
+        </w:rPr>
+        <w:t xml:space="preserve">r mi </w:t>
+      </w:r>
+      <w:r>
+        <w:rPr>
+          <w:rFonts w:ascii="Arial" w:hAnsi="Arial" w:cs="Arial"/>
+          <w:sz w:val="24"/>
+          <w:szCs w:val="24"/>
+        </w:rPr>
+        <w:t>repositorio local a dicho repositorio remoto</w:t>
+      </w:r>
+      <w:r>
+        <w:rPr>
+          <w:rFonts w:ascii="Arial" w:hAnsi="Arial" w:cs="Arial"/>
+          <w:sz w:val="24"/>
+          <w:szCs w:val="24"/>
+        </w:rPr>
+        <w:t xml:space="preserve">: </w:t>
+      </w:r>
+      <w:r>
+        <w:rPr>
+          <w:rFonts w:ascii="Arial" w:hAnsi="Arial" w:cs="Arial"/>
+          <w:color w:val="00B0F0"/>
+          <w:sz w:val="24"/>
+          <w:szCs w:val="24"/>
+        </w:rPr>
+        <w:t>Javierreverte</w:t>
+      </w:r>
+      <w:r>
+        <w:rPr>
+          <w:rFonts w:ascii="Arial" w:hAnsi="Arial" w:cs="Arial"/>
+          <w:color w:val="00B0F0"/>
+          <w:sz w:val="24"/>
+          <w:szCs w:val="24"/>
+        </w:rPr>
+        <w:t>-edu-upct-es/pcd_entregable_1_Javier</w:t>
       </w:r>
     </w:p>
     <w:p>
       <w:pPr>
-        <w:ind w:hanging="709"/>
+        <w:ind w:left="709" w:hanging="709"/>
       </w:pPr>
       <w:r>
+        <w:rPr>
+          <w:noProof/>
+        </w:rPr>
         <w:drawing>
           <wp:inline distT="0" distB="0" distL="0" distR="0" wp14:anchorId="54BCDC99" wp14:editId="2701BCA6">
             <wp:extent cx="5400040" cy="201295"/>
@@ -273,6 +416,9 @@
     </w:p>
     <w:p>
       <w:r>
+        <w:rPr>
+          <w:noProof/>
+        </w:rPr>
         <w:drawing>
           <wp:inline distT="0" distB="0" distL="0" distR="0" wp14:anchorId="7AAF1AAC" wp14:editId="4FE9DF4A">
             <wp:extent cx="5400040" cy="111125"/>
@@ -310,6 +456,691 @@
         </w:drawing>
       </w:r>
     </w:p>
+    <w:p>
+      <w:r>
+        <w:rPr>
+          <w:noProof/>
+        </w:rPr>
+        <w:drawing>
+          <wp:inline distT="0" distB="0" distL="0" distR="0" wp14:anchorId="22C9780C" wp14:editId="325D334F">
+            <wp:extent cx="5400040" cy="190500"/>
+            <wp:effectExtent l="0" t="0" r="0" b="0"/>
+            <wp:docPr id="1661525188" name="Imagen 1"/>
+            <wp:cNvGraphicFramePr>
+              <a:graphicFrameLocks xmlns:a="http://schemas.openxmlformats.org/drawingml/2006/main" noChangeAspect="1"/>
+            </wp:cNvGraphicFramePr>
+            <a:graphic xmlns:a="http://schemas.openxmlformats.org/drawingml/2006/main">
+              <a:graphicData uri="http://schemas.openxmlformats.org/drawingml/2006/picture">
+                <pic:pic xmlns:pic="http://schemas.openxmlformats.org/drawingml/2006/picture">
+                  <pic:nvPicPr>
+                    <pic:cNvPr id="1661525188" name=""/>
+                    <pic:cNvPicPr/>
+                  </pic:nvPicPr>
+                  <pic:blipFill>
+                    <a:blip r:embed="rId8"/>
+                    <a:stretch>
+                      <a:fillRect/>
+                    </a:stretch>
+                  </pic:blipFill>
+                  <pic:spPr>
+                    <a:xfrm>
+                      <a:off x="0" y="0"/>
+                      <a:ext cx="5400040" cy="190500"/>
+                    </a:xfrm>
+                    <a:prstGeom prst="rect">
+                      <a:avLst/>
+                    </a:prstGeom>
+                  </pic:spPr>
+                </pic:pic>
+              </a:graphicData>
+            </a:graphic>
+          </wp:inline>
+        </w:drawing>
+      </w:r>
+    </w:p>
+    <w:p>
+      <w:pPr>
+        <w:rPr>
+          <w:rFonts w:ascii="Arial" w:hAnsi="Arial" w:cs="Arial"/>
+          <w:sz w:val="24"/>
+          <w:szCs w:val="24"/>
+        </w:rPr>
+      </w:pPr>
+      <w:r>
+        <w:rPr>
+          <w:rFonts w:ascii="Arial" w:hAnsi="Arial" w:cs="Arial"/>
+          <w:sz w:val="24"/>
+          <w:szCs w:val="24"/>
+        </w:rPr>
+        <w:t>Por último, cre</w:t>
+      </w:r>
+      <w:r>
+        <w:rPr>
+          <w:rFonts w:ascii="Arial" w:hAnsi="Arial" w:cs="Arial"/>
+          <w:sz w:val="24"/>
+          <w:szCs w:val="24"/>
+        </w:rPr>
+        <w:t>o</w:t>
+      </w:r>
+      <w:r>
+        <w:rPr>
+          <w:rFonts w:ascii="Arial" w:hAnsi="Arial" w:cs="Arial"/>
+          <w:sz w:val="24"/>
+          <w:szCs w:val="24"/>
+        </w:rPr>
+        <w:t xml:space="preserve"> una rama </w:t>
+      </w:r>
+      <w:r>
+        <w:rPr>
+          <w:rFonts w:ascii="Arial" w:hAnsi="Arial" w:cs="Arial"/>
+          <w:sz w:val="24"/>
+          <w:szCs w:val="24"/>
+        </w:rPr>
+        <w:t>“</w:t>
+      </w:r>
+      <w:r>
+        <w:rPr>
+          <w:rFonts w:ascii="Arial" w:hAnsi="Arial" w:cs="Arial"/>
+          <w:sz w:val="24"/>
+          <w:szCs w:val="24"/>
+        </w:rPr>
+        <w:t>development</w:t>
+      </w:r>
+      <w:r>
+        <w:rPr>
+          <w:rFonts w:ascii="Arial" w:hAnsi="Arial" w:cs="Arial"/>
+          <w:sz w:val="24"/>
+          <w:szCs w:val="24"/>
+        </w:rPr>
+        <w:t>”</w:t>
+      </w:r>
+      <w:r>
+        <w:rPr>
+          <w:rFonts w:ascii="Arial" w:hAnsi="Arial" w:cs="Arial"/>
+          <w:sz w:val="24"/>
+          <w:szCs w:val="24"/>
+        </w:rPr>
+        <w:t xml:space="preserve"> para realizar los diferentes commits:</w:t>
+      </w:r>
+    </w:p>
+    <w:p>
+      <w:r>
+        <w:rPr>
+          <w:noProof/>
+        </w:rPr>
+        <w:drawing>
+          <wp:inline distT="0" distB="0" distL="0" distR="0" wp14:anchorId="44C6E791" wp14:editId="540E6D09">
+            <wp:extent cx="5400040" cy="269875"/>
+            <wp:effectExtent l="0" t="0" r="0" b="0"/>
+            <wp:docPr id="1842919811" name="Imagen 1"/>
+            <wp:cNvGraphicFramePr>
+              <a:graphicFrameLocks xmlns:a="http://schemas.openxmlformats.org/drawingml/2006/main" noChangeAspect="1"/>
+            </wp:cNvGraphicFramePr>
+            <a:graphic xmlns:a="http://schemas.openxmlformats.org/drawingml/2006/main">
+              <a:graphicData uri="http://schemas.openxmlformats.org/drawingml/2006/picture">
+                <pic:pic xmlns:pic="http://schemas.openxmlformats.org/drawingml/2006/picture">
+                  <pic:nvPicPr>
+                    <pic:cNvPr id="1842919811" name=""/>
+                    <pic:cNvPicPr/>
+                  </pic:nvPicPr>
+                  <pic:blipFill>
+                    <a:blip r:embed="rId9"/>
+                    <a:stretch>
+                      <a:fillRect/>
+                    </a:stretch>
+                  </pic:blipFill>
+                  <pic:spPr>
+                    <a:xfrm>
+                      <a:off x="0" y="0"/>
+                      <a:ext cx="5400040" cy="269875"/>
+                    </a:xfrm>
+                    <a:prstGeom prst="rect">
+                      <a:avLst/>
+                    </a:prstGeom>
+                  </pic:spPr>
+                </pic:pic>
+              </a:graphicData>
+            </a:graphic>
+          </wp:inline>
+        </w:drawing>
+      </w:r>
+    </w:p>
+    <w:p>
+      <w:pPr>
+        <w:rPr>
+          <w:rFonts w:ascii="Arial" w:hAnsi="Arial" w:cs="Arial"/>
+          <w:sz w:val="24"/>
+          <w:szCs w:val="24"/>
+        </w:rPr>
+      </w:pPr>
+      <w:r>
+        <w:rPr>
+          <w:rFonts w:ascii="Arial" w:hAnsi="Arial" w:cs="Arial"/>
+          <w:sz w:val="24"/>
+          <w:szCs w:val="24"/>
+        </w:rPr>
+        <w:t>Y la sub</w:t>
+      </w:r>
+      <w:r>
+        <w:rPr>
+          <w:rFonts w:ascii="Arial" w:hAnsi="Arial" w:cs="Arial"/>
+          <w:sz w:val="24"/>
+          <w:szCs w:val="24"/>
+        </w:rPr>
+        <w:t>o</w:t>
+      </w:r>
+      <w:r>
+        <w:rPr>
+          <w:rFonts w:ascii="Arial" w:hAnsi="Arial" w:cs="Arial"/>
+          <w:sz w:val="24"/>
+          <w:szCs w:val="24"/>
+        </w:rPr>
+        <w:t xml:space="preserve"> al repositorio remoto:</w:t>
+      </w:r>
+    </w:p>
+    <w:p>
+      <w:r>
+        <w:rPr>
+          <w:noProof/>
+        </w:rPr>
+        <w:drawing>
+          <wp:inline distT="0" distB="0" distL="0" distR="0" wp14:anchorId="4B69ED23" wp14:editId="54796C79">
+            <wp:extent cx="5400040" cy="1186180"/>
+            <wp:effectExtent l="0" t="0" r="0" b="0"/>
+            <wp:docPr id="1779848118" name="Imagen 1"/>
+            <wp:cNvGraphicFramePr>
+              <a:graphicFrameLocks xmlns:a="http://schemas.openxmlformats.org/drawingml/2006/main" noChangeAspect="1"/>
+            </wp:cNvGraphicFramePr>
+            <a:graphic xmlns:a="http://schemas.openxmlformats.org/drawingml/2006/main">
+              <a:graphicData uri="http://schemas.openxmlformats.org/drawingml/2006/picture">
+                <pic:pic xmlns:pic="http://schemas.openxmlformats.org/drawingml/2006/picture">
+                  <pic:nvPicPr>
+                    <pic:cNvPr id="1779848118" name=""/>
+                    <pic:cNvPicPr/>
+                  </pic:nvPicPr>
+                  <pic:blipFill>
+                    <a:blip r:embed="rId10"/>
+                    <a:stretch>
+                      <a:fillRect/>
+                    </a:stretch>
+                  </pic:blipFill>
+                  <pic:spPr>
+                    <a:xfrm>
+                      <a:off x="0" y="0"/>
+                      <a:ext cx="5400040" cy="1186180"/>
+                    </a:xfrm>
+                    <a:prstGeom prst="rect">
+                      <a:avLst/>
+                    </a:prstGeom>
+                  </pic:spPr>
+                </pic:pic>
+              </a:graphicData>
+            </a:graphic>
+          </wp:inline>
+        </w:drawing>
+      </w:r>
+    </w:p>
+    <w:p/>
+    <w:p>
+      <w:pPr>
+        <w:rPr>
+          <w:rFonts w:ascii="Arial" w:hAnsi="Arial" w:cs="Arial"/>
+          <w:sz w:val="24"/>
+          <w:szCs w:val="24"/>
+        </w:rPr>
+      </w:pPr>
+      <w:r>
+        <w:rPr>
+          <w:rFonts w:ascii="Arial" w:hAnsi="Arial" w:cs="Arial"/>
+          <w:sz w:val="24"/>
+          <w:szCs w:val="24"/>
+        </w:rPr>
+        <w:t>Una vez que te</w:t>
+      </w:r>
+      <w:r>
+        <w:rPr>
+          <w:rFonts w:ascii="Arial" w:hAnsi="Arial" w:cs="Arial"/>
+          <w:sz w:val="24"/>
+          <w:szCs w:val="24"/>
+        </w:rPr>
+        <w:t>ngo</w:t>
+      </w:r>
+      <w:r>
+        <w:rPr>
+          <w:rFonts w:ascii="Arial" w:hAnsi="Arial" w:cs="Arial"/>
+          <w:sz w:val="24"/>
+          <w:szCs w:val="24"/>
+        </w:rPr>
+        <w:t xml:space="preserve"> el repositorio creado, com</w:t>
+      </w:r>
+      <w:r>
+        <w:rPr>
+          <w:rFonts w:ascii="Arial" w:hAnsi="Arial" w:cs="Arial"/>
+          <w:sz w:val="24"/>
+          <w:szCs w:val="24"/>
+        </w:rPr>
+        <w:t>ienzo</w:t>
+      </w:r>
+      <w:r>
+        <w:rPr>
+          <w:rFonts w:ascii="Arial" w:hAnsi="Arial" w:cs="Arial"/>
+          <w:sz w:val="24"/>
+          <w:szCs w:val="24"/>
+        </w:rPr>
+        <w:t xml:space="preserve"> a realizar </w:t>
+      </w:r>
+      <w:r>
+        <w:rPr>
+          <w:rFonts w:ascii="Arial" w:hAnsi="Arial" w:cs="Arial"/>
+          <w:sz w:val="24"/>
+          <w:szCs w:val="24"/>
+        </w:rPr>
+        <w:t>el</w:t>
+      </w:r>
+      <w:r>
+        <w:rPr>
+          <w:rFonts w:ascii="Arial" w:hAnsi="Arial" w:cs="Arial"/>
+          <w:sz w:val="24"/>
+          <w:szCs w:val="24"/>
+        </w:rPr>
+        <w:t xml:space="preserve"> </w:t>
+      </w:r>
+      <w:r>
+        <w:rPr>
+          <w:rFonts w:ascii="Arial" w:hAnsi="Arial" w:cs="Arial"/>
+          <w:sz w:val="24"/>
+          <w:szCs w:val="24"/>
+        </w:rPr>
+        <w:t>trabajo.</w:t>
+      </w:r>
+    </w:p>
+    <w:p>
+      <w:pPr>
+        <w:rPr>
+          <w:rFonts w:ascii="Arial" w:hAnsi="Arial" w:cs="Arial"/>
+          <w:sz w:val="24"/>
+          <w:szCs w:val="24"/>
+        </w:rPr>
+      </w:pPr>
+    </w:p>
+    <w:p>
+      <w:pPr>
+        <w:rPr>
+          <w:rFonts w:ascii="Arial" w:hAnsi="Arial" w:cs="Arial"/>
+          <w:sz w:val="24"/>
+          <w:szCs w:val="24"/>
+        </w:rPr>
+      </w:pPr>
+      <w:r>
+        <w:rPr>
+          <w:rFonts w:ascii="Arial" w:hAnsi="Arial" w:cs="Arial"/>
+          <w:sz w:val="24"/>
+          <w:szCs w:val="24"/>
+        </w:rPr>
+        <w:t>Durante la realización de</w:t>
+      </w:r>
+      <w:r>
+        <w:rPr>
+          <w:rFonts w:ascii="Arial" w:hAnsi="Arial" w:cs="Arial"/>
+          <w:sz w:val="24"/>
+          <w:szCs w:val="24"/>
+        </w:rPr>
+        <w:t xml:space="preserve">l trabajo he creado </w:t>
+      </w:r>
+      <w:r>
+        <w:rPr>
+          <w:rFonts w:ascii="Arial" w:hAnsi="Arial" w:cs="Arial"/>
+          <w:sz w:val="24"/>
+          <w:szCs w:val="24"/>
+        </w:rPr>
+        <w:t>dos tags. El primero ha sido al hacer la inicialización de las clases con sus variables. El segundo, después de terminar por primera vez el código con algunos ejemplos de prueba (no es el código final, es la primera vez que se acaba, aún está sujeto a futuros cambios que se nos puedan ocurrir o problemas que salgan después de hacer el pytest). La fijación de los tags ha sido de la siguiente forma:</w:t>
+      </w:r>
+    </w:p>
+    <w:p>
+      <w:pPr>
+        <w:rPr>
+          <w:rFonts w:ascii="Arial" w:hAnsi="Arial" w:cs="Arial"/>
+          <w:sz w:val="24"/>
+          <w:szCs w:val="24"/>
+        </w:rPr>
+      </w:pPr>
+      <w:r>
+        <w:rPr>
+          <w:rFonts w:ascii="Arial" w:hAnsi="Arial" w:cs="Arial"/>
+          <w:noProof/>
+          <w:sz w:val="24"/>
+          <w:szCs w:val="24"/>
+        </w:rPr>
+        <w:drawing>
+          <wp:inline distT="0" distB="0" distL="0" distR="0" wp14:anchorId="61E47201" wp14:editId="10C8C78A">
+            <wp:extent cx="5400040" cy="375285"/>
+            <wp:effectExtent l="0" t="0" r="0" b="5715"/>
+            <wp:docPr id="333006672" name="Imagen 1"/>
+            <wp:cNvGraphicFramePr>
+              <a:graphicFrameLocks xmlns:a="http://schemas.openxmlformats.org/drawingml/2006/main" noChangeAspect="1"/>
+            </wp:cNvGraphicFramePr>
+            <a:graphic xmlns:a="http://schemas.openxmlformats.org/drawingml/2006/main">
+              <a:graphicData uri="http://schemas.openxmlformats.org/drawingml/2006/picture">
+                <pic:pic xmlns:pic="http://schemas.openxmlformats.org/drawingml/2006/picture">
+                  <pic:nvPicPr>
+                    <pic:cNvPr id="333006672" name=""/>
+                    <pic:cNvPicPr/>
+                  </pic:nvPicPr>
+                  <pic:blipFill>
+                    <a:blip r:embed="rId11"/>
+                    <a:stretch>
+                      <a:fillRect/>
+                    </a:stretch>
+                  </pic:blipFill>
+                  <pic:spPr>
+                    <a:xfrm>
+                      <a:off x="0" y="0"/>
+                      <a:ext cx="5400040" cy="375285"/>
+                    </a:xfrm>
+                    <a:prstGeom prst="rect">
+                      <a:avLst/>
+                    </a:prstGeom>
+                  </pic:spPr>
+                </pic:pic>
+              </a:graphicData>
+            </a:graphic>
+          </wp:inline>
+        </w:drawing>
+      </w:r>
+    </w:p>
+    <w:p/>
+    <w:p/>
+    <w:p/>
+    <w:p>
+      <w:pPr>
+        <w:rPr>
+          <w:rFonts w:ascii="Arial" w:hAnsi="Arial" w:cs="Arial"/>
+          <w:sz w:val="24"/>
+          <w:szCs w:val="24"/>
+        </w:rPr>
+      </w:pPr>
+      <w:r>
+        <w:rPr>
+          <w:rFonts w:ascii="Arial" w:hAnsi="Arial" w:cs="Arial"/>
+          <w:sz w:val="24"/>
+          <w:szCs w:val="24"/>
+        </w:rPr>
+        <w:t xml:space="preserve">Una vez terminado </w:t>
+      </w:r>
+      <w:r>
+        <w:rPr>
+          <w:rFonts w:ascii="Arial" w:hAnsi="Arial" w:cs="Arial"/>
+          <w:sz w:val="24"/>
+          <w:szCs w:val="24"/>
+        </w:rPr>
+        <w:t>el</w:t>
+      </w:r>
+      <w:r>
+        <w:rPr>
+          <w:rFonts w:ascii="Arial" w:hAnsi="Arial" w:cs="Arial"/>
+          <w:sz w:val="24"/>
+          <w:szCs w:val="24"/>
+        </w:rPr>
+        <w:t xml:space="preserve"> código, proced</w:t>
+      </w:r>
+      <w:r>
+        <w:rPr>
+          <w:rFonts w:ascii="Arial" w:hAnsi="Arial" w:cs="Arial"/>
+          <w:sz w:val="24"/>
+          <w:szCs w:val="24"/>
+        </w:rPr>
+        <w:t>o</w:t>
+      </w:r>
+      <w:r>
+        <w:rPr>
+          <w:rFonts w:ascii="Arial" w:hAnsi="Arial" w:cs="Arial"/>
+          <w:sz w:val="24"/>
+          <w:szCs w:val="24"/>
+        </w:rPr>
+        <w:t xml:space="preserve"> al uso de pytests para hacer unos tests de prueba y darle la forma final a</w:t>
+      </w:r>
+      <w:r>
+        <w:rPr>
+          <w:rFonts w:ascii="Arial" w:hAnsi="Arial" w:cs="Arial"/>
+          <w:sz w:val="24"/>
+          <w:szCs w:val="24"/>
+        </w:rPr>
+        <w:t>l</w:t>
+      </w:r>
+      <w:r>
+        <w:rPr>
+          <w:rFonts w:ascii="Arial" w:hAnsi="Arial" w:cs="Arial"/>
+          <w:sz w:val="24"/>
+          <w:szCs w:val="24"/>
+        </w:rPr>
+        <w:t xml:space="preserve"> archivo. He instalado pytest porque lo requería de la siguiente forma:</w:t>
+      </w:r>
+    </w:p>
+    <w:p>
+      <w:r>
+        <w:drawing>
+          <wp:inline distT="0" distB="0" distL="0" distR="0" wp14:anchorId="1D5FAAF9" wp14:editId="24B84A52">
+            <wp:extent cx="5400040" cy="715010"/>
+            <wp:effectExtent l="0" t="0" r="0" b="8890"/>
+            <wp:docPr id="36261082" name="Imagen 1"/>
+            <wp:cNvGraphicFramePr>
+              <a:graphicFrameLocks xmlns:a="http://schemas.openxmlformats.org/drawingml/2006/main" noChangeAspect="1"/>
+            </wp:cNvGraphicFramePr>
+            <a:graphic xmlns:a="http://schemas.openxmlformats.org/drawingml/2006/main">
+              <a:graphicData uri="http://schemas.openxmlformats.org/drawingml/2006/picture">
+                <pic:pic xmlns:pic="http://schemas.openxmlformats.org/drawingml/2006/picture">
+                  <pic:nvPicPr>
+                    <pic:cNvPr id="36261082" name=""/>
+                    <pic:cNvPicPr/>
+                  </pic:nvPicPr>
+                  <pic:blipFill>
+                    <a:blip r:embed="rId12"/>
+                    <a:stretch>
+                      <a:fillRect/>
+                    </a:stretch>
+                  </pic:blipFill>
+                  <pic:spPr>
+                    <a:xfrm>
+                      <a:off x="0" y="0"/>
+                      <a:ext cx="5400040" cy="715010"/>
+                    </a:xfrm>
+                    <a:prstGeom prst="rect">
+                      <a:avLst/>
+                    </a:prstGeom>
+                  </pic:spPr>
+                </pic:pic>
+              </a:graphicData>
+            </a:graphic>
+          </wp:inline>
+        </w:drawing>
+      </w:r>
+    </w:p>
+    <w:p/>
+    <w:p>
+      <w:pPr>
+        <w:rPr>
+          <w:rFonts w:ascii="Arial" w:hAnsi="Arial" w:cs="Arial"/>
+          <w:sz w:val="24"/>
+          <w:szCs w:val="24"/>
+        </w:rPr>
+      </w:pPr>
+      <w:r>
+        <w:rPr>
+          <w:rFonts w:ascii="Arial" w:hAnsi="Arial" w:cs="Arial"/>
+          <w:sz w:val="24"/>
+          <w:szCs w:val="24"/>
+        </w:rPr>
+        <w:t>La ejecución de pytest mostró que todos los tests se ejecutan correctamente sin errores.</w:t>
+      </w:r>
+      <w:r>
+        <w:drawing>
+          <wp:inline distT="0" distB="0" distL="0" distR="0" wp14:anchorId="606EFC53" wp14:editId="2513F0C2">
+            <wp:extent cx="5400040" cy="1111885"/>
+            <wp:effectExtent l="0" t="0" r="0" b="0"/>
+            <wp:docPr id="772134248" name="Imagen 1"/>
+            <wp:cNvGraphicFramePr>
+              <a:graphicFrameLocks xmlns:a="http://schemas.openxmlformats.org/drawingml/2006/main" noChangeAspect="1"/>
+            </wp:cNvGraphicFramePr>
+            <a:graphic xmlns:a="http://schemas.openxmlformats.org/drawingml/2006/main">
+              <a:graphicData uri="http://schemas.openxmlformats.org/drawingml/2006/picture">
+                <pic:pic xmlns:pic="http://schemas.openxmlformats.org/drawingml/2006/picture">
+                  <pic:nvPicPr>
+                    <pic:cNvPr id="772134248" name=""/>
+                    <pic:cNvPicPr/>
+                  </pic:nvPicPr>
+                  <pic:blipFill>
+                    <a:blip r:embed="rId13"/>
+                    <a:stretch>
+                      <a:fillRect/>
+                    </a:stretch>
+                  </pic:blipFill>
+                  <pic:spPr>
+                    <a:xfrm>
+                      <a:off x="0" y="0"/>
+                      <a:ext cx="5400040" cy="1111885"/>
+                    </a:xfrm>
+                    <a:prstGeom prst="rect">
+                      <a:avLst/>
+                    </a:prstGeom>
+                  </pic:spPr>
+                </pic:pic>
+              </a:graphicData>
+            </a:graphic>
+          </wp:inline>
+        </w:drawing>
+      </w:r>
+    </w:p>
+    <w:p>
+      <w:r>
+        <w:rPr>
+          <w:rFonts w:ascii="Arial" w:hAnsi="Arial" w:cs="Arial"/>
+          <w:sz w:val="24"/>
+          <w:szCs w:val="24"/>
+        </w:rPr>
+        <w:t>Procedo a hacer el segundo tag ya con todos los archivos terminados.</w:t>
+      </w:r>
+    </w:p>
+    <w:p>
+      <w:r>
+        <w:drawing>
+          <wp:inline distT="0" distB="0" distL="0" distR="0" wp14:anchorId="03BBE075" wp14:editId="624B41E7">
+            <wp:extent cx="5400040" cy="2491105"/>
+            <wp:effectExtent l="0" t="0" r="0" b="4445"/>
+            <wp:docPr id="352683441" name="Imagen 1"/>
+            <wp:cNvGraphicFramePr>
+              <a:graphicFrameLocks xmlns:a="http://schemas.openxmlformats.org/drawingml/2006/main" noChangeAspect="1"/>
+            </wp:cNvGraphicFramePr>
+            <a:graphic xmlns:a="http://schemas.openxmlformats.org/drawingml/2006/main">
+              <a:graphicData uri="http://schemas.openxmlformats.org/drawingml/2006/picture">
+                <pic:pic xmlns:pic="http://schemas.openxmlformats.org/drawingml/2006/picture">
+                  <pic:nvPicPr>
+                    <pic:cNvPr id="352683441" name=""/>
+                    <pic:cNvPicPr/>
+                  </pic:nvPicPr>
+                  <pic:blipFill>
+                    <a:blip r:embed="rId14"/>
+                    <a:stretch>
+                      <a:fillRect/>
+                    </a:stretch>
+                  </pic:blipFill>
+                  <pic:spPr>
+                    <a:xfrm>
+                      <a:off x="0" y="0"/>
+                      <a:ext cx="5400040" cy="2491105"/>
+                    </a:xfrm>
+                    <a:prstGeom prst="rect">
+                      <a:avLst/>
+                    </a:prstGeom>
+                  </pic:spPr>
+                </pic:pic>
+              </a:graphicData>
+            </a:graphic>
+          </wp:inline>
+        </w:drawing>
+      </w:r>
+    </w:p>
+    <w:p>
+      <w:pPr>
+        <w:rPr>
+          <w:rFonts w:ascii="Arial" w:hAnsi="Arial" w:cs="Arial"/>
+          <w:sz w:val="24"/>
+          <w:szCs w:val="24"/>
+        </w:rPr>
+      </w:pPr>
+      <w:r>
+        <w:rPr>
+          <w:rFonts w:ascii="Arial" w:hAnsi="Arial" w:cs="Arial"/>
+          <w:sz w:val="24"/>
+          <w:szCs w:val="24"/>
+        </w:rPr>
+        <w:t>Por último, v</w:t>
+      </w:r>
+      <w:r>
+        <w:rPr>
+          <w:rFonts w:ascii="Arial" w:hAnsi="Arial" w:cs="Arial"/>
+          <w:sz w:val="24"/>
+          <w:szCs w:val="24"/>
+        </w:rPr>
+        <w:t>oy a subir</w:t>
+      </w:r>
+      <w:r>
+        <w:rPr>
+          <w:rFonts w:ascii="Arial" w:hAnsi="Arial" w:cs="Arial"/>
+          <w:sz w:val="24"/>
+          <w:szCs w:val="24"/>
+        </w:rPr>
+        <w:t xml:space="preserve"> todos los cambios finales a la rama main una vez terminado </w:t>
+      </w:r>
+      <w:r>
+        <w:rPr>
+          <w:rFonts w:ascii="Arial" w:hAnsi="Arial" w:cs="Arial"/>
+          <w:sz w:val="24"/>
+          <w:szCs w:val="24"/>
+        </w:rPr>
+        <w:t>mi</w:t>
+      </w:r>
+      <w:r>
+        <w:rPr>
+          <w:rFonts w:ascii="Arial" w:hAnsi="Arial" w:cs="Arial"/>
+          <w:sz w:val="24"/>
+          <w:szCs w:val="24"/>
+        </w:rPr>
+        <w:t xml:space="preserve"> proyecto. Met</w:t>
+      </w:r>
+      <w:r>
+        <w:rPr>
+          <w:rFonts w:ascii="Arial" w:hAnsi="Arial" w:cs="Arial"/>
+          <w:sz w:val="24"/>
+          <w:szCs w:val="24"/>
+        </w:rPr>
+        <w:t>o</w:t>
+      </w:r>
+      <w:r>
+        <w:rPr>
+          <w:rFonts w:ascii="Arial" w:hAnsi="Arial" w:cs="Arial"/>
+          <w:sz w:val="24"/>
+          <w:szCs w:val="24"/>
+        </w:rPr>
+        <w:t xml:space="preserve"> los archivos de código a la carpeta src y su</w:t>
+      </w:r>
+      <w:r>
+        <w:rPr>
+          <w:rFonts w:ascii="Arial" w:hAnsi="Arial" w:cs="Arial"/>
+          <w:sz w:val="24"/>
+          <w:szCs w:val="24"/>
+        </w:rPr>
+        <w:t>bo</w:t>
+      </w:r>
+      <w:r>
+        <w:rPr>
+          <w:rFonts w:ascii="Arial" w:hAnsi="Arial" w:cs="Arial"/>
+          <w:sz w:val="24"/>
+          <w:szCs w:val="24"/>
+        </w:rPr>
+        <w:t xml:space="preserve"> a main todo.</w:t>
+      </w:r>
+    </w:p>
+    <w:p/>
     <w:sectPr>
       <w:pgSz w:w="11906" w:h="16838"/>
       <w:pgMar w:top="568" w:right="1701" w:bottom="1417" w:left="1701" w:header="708" w:footer="708" w:gutter="0"/>
@@ -923,7 +1754,6 @@
   <w:style w:type="character" w:default="1" w:styleId="Fuentedeprrafopredeter">
     <w:name w:val="Default Paragraph Font"/>
     <w:uiPriority w:val="1"/>
-    <w:semiHidden/>
     <w:unhideWhenUsed/>
   </w:style>
   <w:style w:type="table" w:default="1" w:styleId="Tablanormal">
